--- a/public/templates-clean/clinceni/4. Anexa 1.docx
+++ b/public/templates-clean/clinceni/4. Anexa 1.docx
@@ -54,7 +54,7 @@
           <w:w w:val="130"/>
           <w:sz w:val="32"/>
         </w:rPr>
-        <w:t xml:space="preserve"> </w:t>
+        <w:t xml:space="preserve"/>
       </w:r>
       <w:r>
         <w:rPr>
@@ -76,7 +76,7 @@
           <w:w w:val="130"/>
           <w:sz w:val="32"/>
         </w:rPr>
-        <w:t>Contractul nr. {NUMAR_CONTRACT}/15.04</w:t>
+        <w:t>Contractul nr. {NUMAR_CONTRACT}/{DATA_CONTRACT}</w:t>
       </w:r>
       <w:r>
         <w:rPr>
@@ -112,7 +112,7 @@
           <w:w w:val="130"/>
           <w:sz w:val="32"/>
         </w:rPr>
-        <w:t>.2026</w:t>
+        <w:t/>
       </w:r>
     </w:p>
     <w:p>
